--- a/DeTaiCuoiKy/PTDL25 - De tai cuoi ky.docx
+++ b/DeTaiCuoiKy/PTDL25 - De tai cuoi ky.docx
@@ -263,6 +263,36 @@
           <w:szCs w:val="26"/>
         </w:rPr>
       </w:pPr>
+      <w:r>
+        <w:rPr>
+          <w:b/>
+          <w:bCs/>
+          <w:sz w:val="26"/>
+          <w:szCs w:val="26"/>
+        </w:rPr>
+        <w:t>PHÂN TÍCH CÁC YẾU TỐ ẢNH HƯỞNG ĐẾN DOANH SỐ WALMART</w:t>
+      </w:r>
+    </w:p>
+    <w:p>
+      <w:pPr>
+        <w:spacing w:line="276" w:lineRule="auto"/>
+        <w:jc w:val="center"/>
+        <w:rPr>
+          <w:b/>
+          <w:bCs/>
+          <w:sz w:val="26"/>
+          <w:szCs w:val="26"/>
+        </w:rPr>
+      </w:pPr>
+      <w:r>
+        <w:rPr>
+          <w:b/>
+          <w:bCs/>
+          <w:sz w:val="26"/>
+          <w:szCs w:val="26"/>
+        </w:rPr>
+        <w:t xml:space="preserve"> VÀ ỨNG DỤNG HỌC MÁY TRONG PHÂN CỤM &amp; DỰ BÁO BÁN HÀNG</w:t>
+      </w:r>
     </w:p>
     <w:p>
       <w:pPr>
@@ -12483,22 +12513,136 @@
     </w:p>
     <w:p>
       <w:pPr>
-        <w:spacing w:before="240" w:after="240"/>
-        <w:ind w:left="360" w:right="360"/>
-        <w:jc w:val="both"/>
-        <w:rPr>
-          <w:sz w:val="26"/>
-          <w:szCs w:val="26"/>
-          <w:lang w:val="vi-VN"/>
-        </w:rPr>
-      </w:pPr>
-      <w:r>
-        <w:rPr>
-          <w:sz w:val="26"/>
-          <w:szCs w:val="26"/>
-          <w:lang w:val="vi-VN"/>
-        </w:rPr>
-        <w:t xml:space="preserve">Nghiên cứu thử nghiệm và so sánh 5 mô hình:  </w:t>
+        <w:rPr>
+          <w:lang w:val="vi-VN"/>
+        </w:rPr>
+      </w:pPr>
+    </w:p>
+    <w:p>
+      <w:pPr>
+        <w:spacing w:line="360" w:lineRule="auto"/>
+        <w:ind w:left="360"/>
+        <w:rPr>
+          <w:sz w:val="26"/>
+          <w:szCs w:val="26"/>
+          <w:lang w:val="vi-VN"/>
+        </w:rPr>
+      </w:pPr>
+      <w:r>
+        <w:rPr>
+          <w:sz w:val="26"/>
+          <w:szCs w:val="26"/>
+          <w:lang w:val="vi-VN"/>
+        </w:rPr>
+        <w:t xml:space="preserve">Lựa chọn mô hình học máy có dám sát </w:t>
+      </w:r>
+      <w:r>
+        <w:rPr>
+          <w:sz w:val="26"/>
+          <w:szCs w:val="26"/>
+          <w:lang w:val="vi-VN"/>
+        </w:rPr>
+        <w:t>Random Forest Regressor** (thư viện scikit-learn)</w:t>
+      </w:r>
+      <w:r>
+        <w:rPr>
+          <w:sz w:val="26"/>
+          <w:szCs w:val="26"/>
+          <w:lang w:val="vi-VN"/>
+        </w:rPr>
+        <w:t xml:space="preserve">, mô hình </w:t>
+      </w:r>
+      <w:r>
+        <w:rPr>
+          <w:sz w:val="26"/>
+          <w:szCs w:val="26"/>
+          <w:lang w:val="vi-VN"/>
+        </w:rPr>
+        <w:t xml:space="preserve">được triển khai để dự báo doanh số bán </w:t>
+      </w:r>
+      <w:r>
+        <w:rPr>
+          <w:sz w:val="26"/>
+          <w:szCs w:val="26"/>
+          <w:lang w:val="vi-VN"/>
+        </w:rPr>
+        <w:t>lẻ.</w:t>
+      </w:r>
+    </w:p>
+    <w:p>
+      <w:pPr>
+        <w:spacing w:line="360" w:lineRule="auto"/>
+        <w:ind w:left="360"/>
+        <w:rPr>
+          <w:sz w:val="26"/>
+          <w:szCs w:val="26"/>
+          <w:lang w:val="vi-VN"/>
+        </w:rPr>
+      </w:pPr>
+      <w:r>
+        <w:rPr>
+          <w:sz w:val="26"/>
+          <w:szCs w:val="26"/>
+          <w:lang w:val="vi-VN"/>
+        </w:rPr>
+        <w:t>Mô hình Random Forest được chọn làm baseline nhờ khả năng xử lý tốt các mối quan hệ phi tuyến, độ bền cao với nhiễu và giá trị ngoại lai, đồng thời phù hợp với dữ liệu bán lẻ có nhiều đặc trưng và tương tác phức tạp giữa các biến.</w:t>
+      </w:r>
+    </w:p>
+    <w:p>
+      <w:pPr>
+        <w:spacing w:line="360" w:lineRule="auto"/>
+        <w:ind w:left="360"/>
+        <w:rPr>
+          <w:sz w:val="26"/>
+          <w:szCs w:val="26"/>
+          <w:lang w:val="vi-VN"/>
+        </w:rPr>
+      </w:pPr>
+      <w:r>
+        <w:rPr>
+          <w:sz w:val="26"/>
+          <w:szCs w:val="26"/>
+          <w:lang w:val="vi-VN"/>
+        </w:rPr>
+        <w:t>Dữ liệu được chia thành tập huấn luyện (80%) và tập kiểm tra (20%) bằng hàm `train_test_split` với `random_state = 42` để đảm bảo tính tái lập. Việc chia dữ liệu hiện được thực hiện ngẫu nhiên, chưa sử dụng phương pháp chia theo dòng thời gian (time-series aware split).</w:t>
+      </w:r>
+    </w:p>
+    <w:p>
+      <w:pPr>
+        <w:spacing w:line="360" w:lineRule="auto"/>
+        <w:ind w:left="360"/>
+        <w:rPr>
+          <w:sz w:val="26"/>
+          <w:szCs w:val="26"/>
+          <w:lang w:val="vi-VN"/>
+        </w:rPr>
+      </w:pPr>
+      <w:r>
+        <w:rPr>
+          <w:sz w:val="26"/>
+          <w:szCs w:val="26"/>
+          <w:lang w:val="vi-VN"/>
+        </w:rPr>
+        <w:t>Mô hình được huấn luyện với các siêu tham số mặc định của scikit-learn và không thực hiện tối ưu hóa siêu tham số.</w:t>
+      </w:r>
+    </w:p>
+    <w:p>
+      <w:pPr>
+        <w:spacing w:line="360" w:lineRule="auto"/>
+        <w:ind w:left="360"/>
+        <w:rPr>
+          <w:sz w:val="26"/>
+          <w:szCs w:val="26"/>
+          <w:lang w:val="vi-VN"/>
+        </w:rPr>
+      </w:pPr>
+      <w:r>
+        <w:rPr>
+          <w:sz w:val="26"/>
+          <w:szCs w:val="26"/>
+          <w:lang w:val="vi-VN"/>
+        </w:rPr>
+        <w:t>Hiệu suất mô hình được đánh giá trên tập kiểm tra bằng ba chỉ số sau:</w:t>
       </w:r>
     </w:p>
     <w:p>
@@ -12506,24 +12650,23 @@
         <w:pStyle w:val="ListParagraph"/>
         <w:numPr>
           <w:ilvl w:val="0"/>
-          <w:numId w:val="68"/>
+          <w:numId w:val="84"/>
         </w:numPr>
-        <w:spacing w:before="240" w:after="240"/>
-        <w:ind w:right="360"/>
-        <w:jc w:val="both"/>
-        <w:rPr>
-          <w:sz w:val="26"/>
-          <w:szCs w:val="26"/>
-          <w:lang w:val="vi-VN"/>
-        </w:rPr>
-      </w:pPr>
-      <w:r>
-        <w:rPr>
-          <w:sz w:val="26"/>
-          <w:szCs w:val="26"/>
-          <w:lang w:val="vi-VN"/>
-        </w:rPr>
-        <w:t xml:space="preserve">Linear Regression (baseline).  </w:t>
+        <w:spacing w:line="360" w:lineRule="auto"/>
+        <w:ind w:left="810"/>
+        <w:rPr>
+          <w:sz w:val="26"/>
+          <w:szCs w:val="26"/>
+          <w:lang w:val="vi-VN"/>
+        </w:rPr>
+      </w:pPr>
+      <w:r>
+        <w:rPr>
+          <w:sz w:val="26"/>
+          <w:szCs w:val="26"/>
+          <w:lang w:val="vi-VN"/>
+        </w:rPr>
+        <w:t xml:space="preserve">R² (Coefficient of Determination)  </w:t>
       </w:r>
     </w:p>
     <w:p>
@@ -12531,24 +12674,23 @@
         <w:pStyle w:val="ListParagraph"/>
         <w:numPr>
           <w:ilvl w:val="0"/>
-          <w:numId w:val="68"/>
+          <w:numId w:val="84"/>
         </w:numPr>
-        <w:spacing w:before="240" w:after="240"/>
-        <w:ind w:right="360"/>
-        <w:jc w:val="both"/>
-        <w:rPr>
-          <w:sz w:val="26"/>
-          <w:szCs w:val="26"/>
-          <w:lang w:val="vi-VN"/>
-        </w:rPr>
-      </w:pPr>
-      <w:r>
-        <w:rPr>
-          <w:sz w:val="26"/>
-          <w:szCs w:val="26"/>
-          <w:lang w:val="vi-VN"/>
-        </w:rPr>
-        <w:t xml:space="preserve">Random Forest Regressor.  </w:t>
+        <w:spacing w:line="360" w:lineRule="auto"/>
+        <w:ind w:left="810"/>
+        <w:rPr>
+          <w:sz w:val="26"/>
+          <w:szCs w:val="26"/>
+          <w:lang w:val="vi-VN"/>
+        </w:rPr>
+      </w:pPr>
+      <w:r>
+        <w:rPr>
+          <w:sz w:val="26"/>
+          <w:szCs w:val="26"/>
+          <w:lang w:val="vi-VN"/>
+        </w:rPr>
+        <w:t xml:space="preserve">MAE (Mean Absolute Error, đơn vị: USD)  </w:t>
       </w:r>
     </w:p>
     <w:p>
@@ -12556,329 +12698,42 @@
         <w:pStyle w:val="ListParagraph"/>
         <w:numPr>
           <w:ilvl w:val="0"/>
-          <w:numId w:val="68"/>
+          <w:numId w:val="84"/>
         </w:numPr>
-        <w:spacing w:before="240" w:after="240"/>
-        <w:ind w:right="360"/>
-        <w:jc w:val="both"/>
-        <w:rPr>
-          <w:sz w:val="26"/>
-          <w:szCs w:val="26"/>
-          <w:lang w:val="vi-VN"/>
-        </w:rPr>
-      </w:pPr>
-      <w:r>
-        <w:rPr>
-          <w:sz w:val="26"/>
-          <w:szCs w:val="26"/>
-          <w:lang w:val="vi-VN"/>
-        </w:rPr>
-        <w:t xml:space="preserve">XGBoost Regressor.  </w:t>
-      </w:r>
-    </w:p>
-    <w:p>
-      <w:pPr>
-        <w:pStyle w:val="ListParagraph"/>
-        <w:numPr>
-          <w:ilvl w:val="0"/>
-          <w:numId w:val="68"/>
-        </w:numPr>
-        <w:spacing w:before="240" w:after="240"/>
-        <w:ind w:right="360"/>
-        <w:jc w:val="both"/>
-        <w:rPr>
-          <w:sz w:val="26"/>
-          <w:szCs w:val="26"/>
-          <w:lang w:val="vi-VN"/>
-        </w:rPr>
-      </w:pPr>
-      <w:r>
-        <w:rPr>
-          <w:sz w:val="26"/>
-          <w:szCs w:val="26"/>
-          <w:lang w:val="vi-VN"/>
-        </w:rPr>
-        <w:t xml:space="preserve">LightGBM Regressor.  </w:t>
-      </w:r>
-    </w:p>
-    <w:p>
-      <w:pPr>
-        <w:pStyle w:val="ListParagraph"/>
-        <w:numPr>
-          <w:ilvl w:val="0"/>
-          <w:numId w:val="68"/>
-        </w:numPr>
-        <w:spacing w:before="240" w:after="240"/>
-        <w:ind w:right="360"/>
-        <w:jc w:val="both"/>
-        <w:rPr>
-          <w:sz w:val="26"/>
-          <w:szCs w:val="26"/>
-          <w:lang w:val="vi-VN"/>
-        </w:rPr>
-      </w:pPr>
-      <w:r>
-        <w:rPr>
-          <w:sz w:val="26"/>
-          <w:szCs w:val="26"/>
-          <w:lang w:val="vi-VN"/>
-        </w:rPr>
-        <w:t xml:space="preserve">CatBoost Regressor.  </w:t>
-      </w:r>
-    </w:p>
-    <w:p>
-      <w:pPr>
-        <w:spacing w:before="240" w:after="240"/>
-        <w:ind w:left="360" w:right="360"/>
-        <w:jc w:val="both"/>
-        <w:rPr>
-          <w:sz w:val="26"/>
-          <w:szCs w:val="26"/>
-          <w:lang w:val="vi-VN"/>
-        </w:rPr>
-      </w:pPr>
-      <w:r>
-        <w:rPr>
-          <w:sz w:val="26"/>
-          <w:szCs w:val="26"/>
-          <w:lang w:val="vi-VN"/>
-        </w:rPr>
-        <w:t xml:space="preserve">Tất cả các mô hình cây quyết định đều được tối ưu siêu tham số bằng Optuna (100 trials) với objective giảm thiểu RMSE, sử dụng TimeSeriesSplit (5 folds) để tránh data leakage.  </w:t>
-      </w:r>
-    </w:p>
-    <w:p>
-      <w:pPr>
-        <w:spacing w:before="240" w:after="240"/>
-        <w:ind w:left="360" w:right="360"/>
-        <w:jc w:val="both"/>
-        <w:rPr>
-          <w:sz w:val="26"/>
-          <w:szCs w:val="26"/>
-          <w:lang w:val="vi-VN"/>
-        </w:rPr>
-      </w:pPr>
-      <w:r>
-        <w:rPr>
-          <w:sz w:val="26"/>
-          <w:szCs w:val="26"/>
-          <w:lang w:val="vi-VN"/>
-        </w:rPr>
-        <w:t xml:space="preserve">Chia dữ liệu theo thời gian (không random split):  </w:t>
-      </w:r>
-    </w:p>
-    <w:p>
-      <w:pPr>
-        <w:pStyle w:val="ListParagraph"/>
-        <w:numPr>
-          <w:ilvl w:val="0"/>
-          <w:numId w:val="67"/>
-        </w:numPr>
-        <w:spacing w:before="240" w:after="240"/>
-        <w:ind w:right="360"/>
-        <w:jc w:val="both"/>
-        <w:rPr>
-          <w:sz w:val="26"/>
-          <w:szCs w:val="26"/>
-          <w:lang w:val="vi-VN"/>
-        </w:rPr>
-      </w:pPr>
-      <w:r>
-        <w:rPr>
-          <w:sz w:val="26"/>
-          <w:szCs w:val="26"/>
-          <w:lang w:val="vi-VN"/>
-        </w:rPr>
-        <w:t xml:space="preserve">Train: 05/02/2010 – 31/12/2011 (70%)  </w:t>
-      </w:r>
-    </w:p>
-    <w:p>
-      <w:pPr>
-        <w:pStyle w:val="ListParagraph"/>
-        <w:numPr>
-          <w:ilvl w:val="0"/>
-          <w:numId w:val="67"/>
-        </w:numPr>
-        <w:spacing w:before="240" w:after="240"/>
-        <w:ind w:right="360"/>
-        <w:jc w:val="both"/>
-        <w:rPr>
-          <w:sz w:val="26"/>
-          <w:szCs w:val="26"/>
-          <w:lang w:val="vi-VN"/>
-        </w:rPr>
-      </w:pPr>
-      <w:r>
-        <w:rPr>
-          <w:sz w:val="26"/>
-          <w:szCs w:val="26"/>
-          <w:lang w:val="vi-VN"/>
-        </w:rPr>
-        <w:t xml:space="preserve">Validation: 01/01/2012 – 30/06/2012 (15%)  </w:t>
-      </w:r>
-    </w:p>
-    <w:p>
-      <w:pPr>
-        <w:pStyle w:val="ListParagraph"/>
-        <w:numPr>
-          <w:ilvl w:val="0"/>
-          <w:numId w:val="67"/>
-        </w:numPr>
-        <w:spacing w:before="240" w:after="240"/>
-        <w:ind w:right="360"/>
-        <w:jc w:val="both"/>
-        <w:rPr>
-          <w:sz w:val="26"/>
-          <w:szCs w:val="26"/>
-          <w:lang w:val="vi-VN"/>
-        </w:rPr>
-      </w:pPr>
-      <w:r>
-        <w:rPr>
-          <w:sz w:val="26"/>
-          <w:szCs w:val="26"/>
-          <w:lang w:val="vi-VN"/>
-        </w:rPr>
-        <w:t xml:space="preserve">Test: 01/07/2012 – 26/10/2012 (15%)  </w:t>
-      </w:r>
-    </w:p>
-    <w:p>
-      <w:pPr>
-        <w:spacing w:before="240" w:after="240"/>
-        <w:ind w:left="360" w:right="360"/>
-        <w:jc w:val="both"/>
-        <w:rPr>
-          <w:sz w:val="26"/>
-          <w:szCs w:val="26"/>
-          <w:lang w:val="vi-VN"/>
-        </w:rPr>
-      </w:pPr>
-      <w:r>
-        <w:rPr>
-          <w:sz w:val="26"/>
-          <w:szCs w:val="26"/>
-          <w:lang w:val="vi-VN"/>
-        </w:rPr>
-        <w:t xml:space="preserve">Các chỉ số đánh giá chính:  </w:t>
-      </w:r>
-    </w:p>
-    <w:p>
-      <w:pPr>
-        <w:pStyle w:val="ListParagraph"/>
-        <w:numPr>
-          <w:ilvl w:val="0"/>
-          <w:numId w:val="66"/>
-        </w:numPr>
-        <w:spacing w:before="240" w:after="240"/>
-        <w:ind w:right="360"/>
-        <w:jc w:val="both"/>
-        <w:rPr>
-          <w:sz w:val="26"/>
-          <w:szCs w:val="26"/>
-          <w:lang w:val="vi-VN"/>
-        </w:rPr>
-      </w:pPr>
-      <w:r>
-        <w:rPr>
-          <w:sz w:val="26"/>
-          <w:szCs w:val="26"/>
-          <w:lang w:val="vi-VN"/>
-        </w:rPr>
-        <w:t xml:space="preserve">R² (Coefficient of Determination)  </w:t>
-      </w:r>
-    </w:p>
-    <w:p>
-      <w:pPr>
-        <w:pStyle w:val="ListParagraph"/>
-        <w:numPr>
-          <w:ilvl w:val="0"/>
-          <w:numId w:val="66"/>
-        </w:numPr>
-        <w:spacing w:before="240" w:after="240"/>
-        <w:ind w:right="360"/>
-        <w:jc w:val="both"/>
-        <w:rPr>
-          <w:sz w:val="26"/>
-          <w:szCs w:val="26"/>
-          <w:lang w:val="vi-VN"/>
-        </w:rPr>
-      </w:pPr>
-      <w:r>
-        <w:rPr>
-          <w:sz w:val="26"/>
-          <w:szCs w:val="26"/>
-          <w:lang w:val="vi-VN"/>
-        </w:rPr>
-        <w:t xml:space="preserve">MAE (Mean Absolute Error – USD)  </w:t>
-      </w:r>
-    </w:p>
-    <w:p>
-      <w:pPr>
-        <w:pStyle w:val="ListParagraph"/>
-        <w:numPr>
-          <w:ilvl w:val="0"/>
-          <w:numId w:val="66"/>
-        </w:numPr>
-        <w:spacing w:before="240" w:after="240"/>
-        <w:ind w:right="360"/>
-        <w:jc w:val="both"/>
-        <w:rPr>
-          <w:sz w:val="26"/>
-          <w:szCs w:val="26"/>
-          <w:lang w:val="vi-VN"/>
-        </w:rPr>
-      </w:pPr>
-      <w:r>
-        <w:rPr>
-          <w:sz w:val="26"/>
-          <w:szCs w:val="26"/>
-          <w:lang w:val="vi-VN"/>
-        </w:rPr>
-        <w:t xml:space="preserve">RMSE (Root Mean Squared Error – USD)  </w:t>
-      </w:r>
-    </w:p>
-    <w:p>
-      <w:pPr>
-        <w:pStyle w:val="ListParagraph"/>
-        <w:numPr>
-          <w:ilvl w:val="0"/>
-          <w:numId w:val="66"/>
-        </w:numPr>
-        <w:spacing w:before="240" w:after="240"/>
-        <w:ind w:right="360"/>
-        <w:jc w:val="both"/>
-        <w:rPr>
-          <w:sz w:val="26"/>
-          <w:szCs w:val="26"/>
-          <w:lang w:val="vi-VN"/>
-        </w:rPr>
-      </w:pPr>
-      <w:r>
-        <w:rPr>
-          <w:sz w:val="26"/>
-          <w:szCs w:val="26"/>
-          <w:lang w:val="vi-VN"/>
-        </w:rPr>
-        <w:t xml:space="preserve">MAPE (Mean Absolute Percentage Error – %)  </w:t>
-      </w:r>
-    </w:p>
-    <w:p>
-      <w:pPr>
-        <w:spacing w:before="240" w:after="240"/>
-        <w:ind w:left="360" w:right="360"/>
-        <w:jc w:val="both"/>
-        <w:rPr>
-          <w:sz w:val="26"/>
-          <w:szCs w:val="26"/>
-          <w:lang w:val="vi-VN"/>
-        </w:rPr>
-      </w:pPr>
-      <w:r>
-        <w:rPr>
-          <w:sz w:val="26"/>
-          <w:szCs w:val="26"/>
-          <w:lang w:val="vi-VN"/>
-        </w:rPr>
-        <w:t xml:space="preserve">Mô hình tốt nhất (dự kiến XGBoost hoặc LightGBM) sẽ được lưu dưới định dạng pickle và phân tích </w:t>
+        <w:spacing w:line="360" w:lineRule="auto"/>
+        <w:ind w:left="810"/>
+        <w:rPr>
+          <w:sz w:val="26"/>
+          <w:szCs w:val="26"/>
+          <w:lang w:val="vi-VN"/>
+        </w:rPr>
+      </w:pPr>
+      <w:r>
+        <w:rPr>
+          <w:sz w:val="26"/>
+          <w:szCs w:val="26"/>
+          <w:lang w:val="vi-VN"/>
+        </w:rPr>
+        <w:t>RMSE (Root Mean Squared Error, đơn vị: USD)</w:t>
+      </w:r>
+    </w:p>
+    <w:p>
+      <w:pPr>
+        <w:spacing w:line="360" w:lineRule="auto"/>
+        <w:ind w:left="360"/>
+        <w:rPr>
+          <w:sz w:val="26"/>
+          <w:szCs w:val="26"/>
+          <w:lang w:val="vi-VN"/>
+        </w:rPr>
+      </w:pPr>
+      <w:r>
+        <w:rPr>
+          <w:sz w:val="26"/>
+          <w:szCs w:val="26"/>
+          <w:lang w:val="vi-VN"/>
+        </w:rPr>
+        <w:t xml:space="preserve">Sau khi huấn luyện, mô hình được sử dụng để dự đoán trên tập kiểm tra và so sánh với giá trị thực tế. Độ quan trọng của các đặc trưng (feature importance) được trích xuất theo phương pháp Gini </w:t>
       </w:r>
       <w:r>
         <w:rPr>
@@ -12887,27 +12742,7 @@
           <w:lang w:val="vi-VN"/>
         </w:rPr>
         <w:lastRenderedPageBreak/>
-        <w:t>độ quan trọng đặc trưng bằng SHAP Explainer để giải thích kết quả một cách minh bạch và có cơ sở kinh doanh.</w:t>
-      </w:r>
-    </w:p>
-    <w:p>
-      <w:pPr>
-        <w:spacing w:before="240" w:after="240"/>
-        <w:ind w:left="360" w:right="360"/>
-        <w:jc w:val="both"/>
-        <w:rPr>
-          <w:sz w:val="26"/>
-          <w:szCs w:val="26"/>
-          <w:lang w:val="vi-VN"/>
-        </w:rPr>
-      </w:pPr>
-      <w:r>
-        <w:rPr>
-          <w:sz w:val="26"/>
-          <w:szCs w:val="26"/>
-          <w:lang w:val="vi-VN"/>
-        </w:rPr>
-        <w:t>Việc kết hợp chặt chẽ ba nhóm phương pháp trên đảm bảo nghiên cứu không chỉ dừng lại ở mức mô tả hiện tượng mà còn tạo ra một hệ thống dự báo doanh số có độ chính xác cao, khả năng giải thích tốt và đặc biệt có thể triển khai ngay lập tức trong môi trường sản xuất của các chuỗi bán lẻ lớn. Các kết quả thực nghiệm chi tiết sẽ được trình bày đầy đủ ở Chương 4.</w:t>
+        <w:t>importance nội tại của Random Forest nhằm xác định các yếu tố ảnh hưởng lớn nhất đến doanh số bán lẻ.</w:t>
       </w:r>
     </w:p>
     <w:p>
@@ -13477,7 +13312,6 @@
           <w:szCs w:val="26"/>
           <w:lang w:val="vi-VN"/>
         </w:rPr>
-        <w:lastRenderedPageBreak/>
         <w:t xml:space="preserve">trong đó:  </w:t>
       </w:r>
     </w:p>
@@ -13529,6 +13363,7 @@
           <w:szCs w:val="26"/>
           <w:lang w:val="vi-VN"/>
         </w:rPr>
+        <w:lastRenderedPageBreak/>
         <w:t>⊙</w:t>
       </w:r>
       <w:r>
@@ -13808,30 +13643,22 @@
           <w:szCs w:val="26"/>
           <w:lang w:val="vi-VN"/>
         </w:rPr>
-        <w:t>Mô hình sẽ được ước lượng riêng trên toàn bộ dữ liệu và sau đó theo từng cụm cửa hàng (cluster-</w:t>
-      </w:r>
-      <w:r>
-        <w:rPr>
-          <w:sz w:val="26"/>
-          <w:szCs w:val="26"/>
+        <w:t>Mô hình sẽ được ước lượng riêng trên toàn bộ dữ liệu và sau đó theo từng cụm cửa hàng (cluster-specific models) để kiểm tra xem chiến lược dự báo khác biệt hóa có mang lại cải thiện đáng kể về độ chính xác hay không. Kết quả ước lượng chi tiết và so sánh hiệu suất giữa các phiên bản mô hình sẽ được trình bày đầy đủ ở Chương 4.</w:t>
+      </w:r>
+    </w:p>
+    <w:p>
+      <w:pPr>
+        <w:pStyle w:val="Heading1"/>
+        <w:rPr>
+          <w:lang w:val="vi-VN"/>
+        </w:rPr>
+      </w:pPr>
+      <w:bookmarkStart w:id="46" w:name="_Toc214601905"/>
+      <w:r>
+        <w:rPr>
           <w:lang w:val="vi-VN"/>
         </w:rPr>
         <w:lastRenderedPageBreak/>
-        <w:t>specific models) để kiểm tra xem chiến lược dự báo khác biệt hóa có mang lại cải thiện đáng kể về độ chính xác hay không. Kết quả ước lượng chi tiết và so sánh hiệu suất giữa các phiên bản mô hình sẽ được trình bày đầy đủ ở Chương 4.</w:t>
-      </w:r>
-    </w:p>
-    <w:p>
-      <w:pPr>
-        <w:pStyle w:val="Heading1"/>
-        <w:rPr>
-          <w:lang w:val="vi-VN"/>
-        </w:rPr>
-      </w:pPr>
-      <w:bookmarkStart w:id="46" w:name="_Toc214601905"/>
-      <w:r>
-        <w:rPr>
-          <w:lang w:val="vi-VN"/>
-        </w:rPr>
         <w:t>CHƯƠNG 4. KẾT QUẢ NGHIÊN CỨU VÀ THẢO LUẬN</w:t>
       </w:r>
       <w:bookmarkEnd w:id="46"/>
@@ -14151,27 +13978,27 @@
           <w:szCs w:val="26"/>
           <w:lang w:val="vi-VN"/>
         </w:rPr>
+        <w:t>Cuối cùng, biến Store được mã hóa bằng Target Encoding (thay vì One-Hot Encoding để tránh bùng nổ chiều dữ liệu) dựa trên doanh số trung bình lịch sử của từng cửa hàng, đồng thời tạo thêm các đặc trưng lịch sử cho từng cửa hàng như Historical_Mean_Sales, Historical_Std_Sales, Sales_Growth_Rate.</w:t>
+      </w:r>
+    </w:p>
+    <w:p>
+      <w:pPr>
+        <w:spacing w:before="240" w:after="240"/>
+        <w:ind w:left="360" w:right="360"/>
+        <w:jc w:val="both"/>
+        <w:rPr>
+          <w:sz w:val="26"/>
+          <w:szCs w:val="26"/>
+          <w:lang w:val="vi-VN"/>
+        </w:rPr>
+      </w:pPr>
+      <w:r>
+        <w:rPr>
+          <w:sz w:val="26"/>
+          <w:szCs w:val="26"/>
+          <w:lang w:val="vi-VN"/>
+        </w:rPr>
         <w:lastRenderedPageBreak/>
-        <w:t>Cuối cùng, biến Store được mã hóa bằng Target Encoding (thay vì One-Hot Encoding để tránh bùng nổ chiều dữ liệu) dựa trên doanh số trung bình lịch sử của từng cửa hàng, đồng thời tạo thêm các đặc trưng lịch sử cho từng cửa hàng như Historical_Mean_Sales, Historical_Std_Sales, Sales_Growth_Rate.</w:t>
-      </w:r>
-    </w:p>
-    <w:p>
-      <w:pPr>
-        <w:spacing w:before="240" w:after="240"/>
-        <w:ind w:left="360" w:right="360"/>
-        <w:jc w:val="both"/>
-        <w:rPr>
-          <w:sz w:val="26"/>
-          <w:szCs w:val="26"/>
-          <w:lang w:val="vi-VN"/>
-        </w:rPr>
-      </w:pPr>
-      <w:r>
-        <w:rPr>
-          <w:sz w:val="26"/>
-          <w:szCs w:val="26"/>
-          <w:lang w:val="vi-VN"/>
-        </w:rPr>
         <w:t>Sau khi hoàn tất quá trình xử lý và trích xuất đặc trưng, bộ dữ liệu cuối cùng tăng từ 8 cột lên 58 cột với tổng cộng hơn 50 đặc trưng mới, trong khi vẫn giữ nguyên 6.435 quan sát. Dữ liệu được chuẩn hóa bằng StandardScaler cho các biến liên tục và được chia theo thời gian (train-validation-test) như đã trình bày ở mục 3.4.3.2.</w:t>
       </w:r>
     </w:p>
@@ -14330,29 +14157,37 @@
         <w:rPr>
           <w:lang w:val="vi-VN"/>
         </w:rPr>
+        <w:t>4.2. Phân tích dữ liệu khám phá (Exploratory Data Analysis – EDA)</w:t>
+      </w:r>
+      <w:bookmarkEnd w:id="49"/>
+    </w:p>
+    <w:p>
+      <w:pPr>
+        <w:spacing w:before="240" w:after="240"/>
+        <w:ind w:left="360" w:right="360"/>
+        <w:jc w:val="both"/>
+        <w:rPr>
+          <w:sz w:val="26"/>
+          <w:szCs w:val="26"/>
+          <w:lang w:val="vi-VN"/>
+        </w:rPr>
+      </w:pPr>
+      <w:r>
+        <w:rPr>
+          <w:sz w:val="26"/>
+          <w:szCs w:val="26"/>
+          <w:lang w:val="vi-VN"/>
+        </w:rPr>
+        <w:t xml:space="preserve">Trong bối cảnh ngành bán lẻ đang đối mặt với áp lực cạnh tranh ngày càng lớn và sự biến động không ngừng của hành vi tiêu dùng, việc hiểu rõ các yếu tố chi phối doanh số không chỉ là nền tảng để dự báo chính xác mà còn là cơ sở quan trọng để tối ưu hóa nguồn lực kinh doanh. Phân tích dữ liệu khám phá được thực hiện nhằm làm sáng tỏ ba vấn đề cốt lõi: (1) đặc trưng phân phối và sự bất thường của doanh số hàng tuần, (2) tính mùa vụ và sức mạnh của các tuần lễ lớn, (3) xu hướng dài hạn của doanh </w:t>
+      </w:r>
+      <w:r>
+        <w:rPr>
+          <w:sz w:val="26"/>
+          <w:szCs w:val="26"/>
+          <w:lang w:val="vi-VN"/>
+        </w:rPr>
         <w:lastRenderedPageBreak/>
-        <w:t>4.2. Phân tích dữ liệu khám phá (Exploratory Data Analysis – EDA)</w:t>
-      </w:r>
-      <w:bookmarkEnd w:id="49"/>
-    </w:p>
-    <w:p>
-      <w:pPr>
-        <w:spacing w:before="240" w:after="240"/>
-        <w:ind w:left="360" w:right="360"/>
-        <w:jc w:val="both"/>
-        <w:rPr>
-          <w:sz w:val="26"/>
-          <w:szCs w:val="26"/>
-          <w:lang w:val="vi-VN"/>
-        </w:rPr>
-      </w:pPr>
-      <w:r>
-        <w:rPr>
-          <w:sz w:val="26"/>
-          <w:szCs w:val="26"/>
-          <w:lang w:val="vi-VN"/>
-        </w:rPr>
-        <w:t>Trong bối cảnh ngành bán lẻ đang đối mặt với áp lực cạnh tranh ngày càng lớn và sự biến động không ngừng của hành vi tiêu dùng, việc hiểu rõ các yếu tố chi phối doanh số không chỉ là nền tảng để dự báo chính xác mà còn là cơ sở quan trọng để tối ưu hóa nguồn lực kinh doanh. Phân tích dữ liệu khám phá được thực hiện nhằm làm sáng tỏ ba vấn đề cốt lõi: (1) đặc trưng phân phối và sự bất thường của doanh số hàng tuần, (2) tính mùa vụ và sức mạnh của các tuần lễ lớn, (3) xu hướng dài hạn của doanh số trong giai đoạn 2010-2012. Các biểu đồ dưới đây được lấy trực tiếp từ kết quả phân tích thực tế trên bộ dữ liệu Walmart.</w:t>
+        <w:t>số trong giai đoạn 2010-2012. Các biểu đồ dưới đây được lấy trực tiếp từ kết quả phân tích thực tế trên bộ dữ liệu Walmart.</w:t>
       </w:r>
     </w:p>
     <w:p>
@@ -14577,16 +14412,7 @@
           <w:szCs w:val="26"/>
           <w:lang w:val="vi-VN"/>
         </w:rPr>
-        <w:t xml:space="preserve">Phân phối lệch phải mạnh và đuôi dài là bằng chứng trực quan rõ ràng nhất chấp nhận H1: các tuần </w:t>
-      </w:r>
-      <w:r>
-        <w:rPr>
-          <w:sz w:val="26"/>
-          <w:szCs w:val="26"/>
-          <w:lang w:val="vi-VN"/>
-        </w:rPr>
-        <w:lastRenderedPageBreak/>
-        <w:t>lễ lớn tạo ra những “cú sốc” doanh số ngắn hạn, chiếm tỷ lệ rất nhỏ về số lượng tuần nhưng lại quyết định phần lớn doanh thu năm. Đặc trưng này đồng thời khẳng định cần sử dụng mô hình phi tuyến, mạnh về xử lý outliers (Random Forest, XGBoost) thay vì mô hình tuyến tính truyền thống (H7).</w:t>
+        <w:t>Phân phối lệch phải mạnh và đuôi dài là bằng chứng trực quan rõ ràng nhất chấp nhận H1: các tuần lễ lớn tạo ra những “cú sốc” doanh số ngắn hạn, chiếm tỷ lệ rất nhỏ về số lượng tuần nhưng lại quyết định phần lớn doanh thu năm. Đặc trưng này đồng thời khẳng định cần sử dụng mô hình phi tuyến, mạnh về xử lý outliers (Random Forest, XGBoost) thay vì mô hình tuyến tính truyền thống (H7).</w:t>
       </w:r>
     </w:p>
     <w:p>
@@ -14602,6 +14428,7 @@
         <w:rPr>
           <w:lang w:val="vi-VN"/>
         </w:rPr>
+        <w:lastRenderedPageBreak/>
         <w:t>4.2.2. Sự phân hóa cực mạnh giữa các cửa hàng – cơ sở cho chiến lược quản trị khác biệt</w:t>
       </w:r>
       <w:r>
@@ -19913,6 +19740,119 @@
     </w:lvl>
   </w:abstractNum>
   <w:abstractNum w:abstractNumId="15" w15:restartNumberingAfterBreak="0">
+    <w:nsid w:val="200762EB"/>
+    <w:multiLevelType w:val="hybridMultilevel"/>
+    <w:tmpl w:val="4EFEB896"/>
+    <w:lvl w:ilvl="0" w:tplc="04090001">
+      <w:start w:val="1"/>
+      <w:numFmt w:val="bullet"/>
+      <w:lvlText w:val=""/>
+      <w:lvlJc w:val="left"/>
+      <w:pPr>
+        <w:ind w:left="1800" w:hanging="360"/>
+      </w:pPr>
+      <w:rPr>
+        <w:rFonts w:ascii="Symbol" w:hAnsi="Symbol" w:hint="default"/>
+      </w:rPr>
+    </w:lvl>
+    <w:lvl w:ilvl="1" w:tplc="04090003" w:tentative="1">
+      <w:start w:val="1"/>
+      <w:numFmt w:val="bullet"/>
+      <w:lvlText w:val="o"/>
+      <w:lvlJc w:val="left"/>
+      <w:pPr>
+        <w:ind w:left="2520" w:hanging="360"/>
+      </w:pPr>
+      <w:rPr>
+        <w:rFonts w:ascii="Courier New" w:hAnsi="Courier New" w:cs="Courier New" w:hint="default"/>
+      </w:rPr>
+    </w:lvl>
+    <w:lvl w:ilvl="2" w:tplc="04090005" w:tentative="1">
+      <w:start w:val="1"/>
+      <w:numFmt w:val="bullet"/>
+      <w:lvlText w:val=""/>
+      <w:lvlJc w:val="left"/>
+      <w:pPr>
+        <w:ind w:left="3240" w:hanging="360"/>
+      </w:pPr>
+      <w:rPr>
+        <w:rFonts w:ascii="Wingdings" w:hAnsi="Wingdings" w:hint="default"/>
+      </w:rPr>
+    </w:lvl>
+    <w:lvl w:ilvl="3" w:tplc="04090001" w:tentative="1">
+      <w:start w:val="1"/>
+      <w:numFmt w:val="bullet"/>
+      <w:lvlText w:val=""/>
+      <w:lvlJc w:val="left"/>
+      <w:pPr>
+        <w:ind w:left="3960" w:hanging="360"/>
+      </w:pPr>
+      <w:rPr>
+        <w:rFonts w:ascii="Symbol" w:hAnsi="Symbol" w:hint="default"/>
+      </w:rPr>
+    </w:lvl>
+    <w:lvl w:ilvl="4" w:tplc="04090003" w:tentative="1">
+      <w:start w:val="1"/>
+      <w:numFmt w:val="bullet"/>
+      <w:lvlText w:val="o"/>
+      <w:lvlJc w:val="left"/>
+      <w:pPr>
+        <w:ind w:left="4680" w:hanging="360"/>
+      </w:pPr>
+      <w:rPr>
+        <w:rFonts w:ascii="Courier New" w:hAnsi="Courier New" w:cs="Courier New" w:hint="default"/>
+      </w:rPr>
+    </w:lvl>
+    <w:lvl w:ilvl="5" w:tplc="04090005" w:tentative="1">
+      <w:start w:val="1"/>
+      <w:numFmt w:val="bullet"/>
+      <w:lvlText w:val=""/>
+      <w:lvlJc w:val="left"/>
+      <w:pPr>
+        <w:ind w:left="5400" w:hanging="360"/>
+      </w:pPr>
+      <w:rPr>
+        <w:rFonts w:ascii="Wingdings" w:hAnsi="Wingdings" w:hint="default"/>
+      </w:rPr>
+    </w:lvl>
+    <w:lvl w:ilvl="6" w:tplc="04090001" w:tentative="1">
+      <w:start w:val="1"/>
+      <w:numFmt w:val="bullet"/>
+      <w:lvlText w:val=""/>
+      <w:lvlJc w:val="left"/>
+      <w:pPr>
+        <w:ind w:left="6120" w:hanging="360"/>
+      </w:pPr>
+      <w:rPr>
+        <w:rFonts w:ascii="Symbol" w:hAnsi="Symbol" w:hint="default"/>
+      </w:rPr>
+    </w:lvl>
+    <w:lvl w:ilvl="7" w:tplc="04090003" w:tentative="1">
+      <w:start w:val="1"/>
+      <w:numFmt w:val="bullet"/>
+      <w:lvlText w:val="o"/>
+      <w:lvlJc w:val="left"/>
+      <w:pPr>
+        <w:ind w:left="6840" w:hanging="360"/>
+      </w:pPr>
+      <w:rPr>
+        <w:rFonts w:ascii="Courier New" w:hAnsi="Courier New" w:cs="Courier New" w:hint="default"/>
+      </w:rPr>
+    </w:lvl>
+    <w:lvl w:ilvl="8" w:tplc="04090005" w:tentative="1">
+      <w:start w:val="1"/>
+      <w:numFmt w:val="bullet"/>
+      <w:lvlText w:val=""/>
+      <w:lvlJc w:val="left"/>
+      <w:pPr>
+        <w:ind w:left="7560" w:hanging="360"/>
+      </w:pPr>
+      <w:rPr>
+        <w:rFonts w:ascii="Wingdings" w:hAnsi="Wingdings" w:hint="default"/>
+      </w:rPr>
+    </w:lvl>
+  </w:abstractNum>
+  <w:abstractNum w:abstractNumId="16" w15:restartNumberingAfterBreak="0">
     <w:nsid w:val="20EB1DF0"/>
     <w:multiLevelType w:val="hybridMultilevel"/>
     <w:tmpl w:val="5DF61ABA"/>
@@ -20025,7 +19965,7 @@
       </w:rPr>
     </w:lvl>
   </w:abstractNum>
-  <w:abstractNum w:abstractNumId="16" w15:restartNumberingAfterBreak="0">
+  <w:abstractNum w:abstractNumId="17" w15:restartNumberingAfterBreak="0">
     <w:nsid w:val="277F5A20"/>
     <w:multiLevelType w:val="hybridMultilevel"/>
     <w:tmpl w:val="A7F60F40"/>
@@ -20137,7 +20077,7 @@
       </w:rPr>
     </w:lvl>
   </w:abstractNum>
-  <w:abstractNum w:abstractNumId="17" w15:restartNumberingAfterBreak="0">
+  <w:abstractNum w:abstractNumId="18" w15:restartNumberingAfterBreak="0">
     <w:nsid w:val="29817ED3"/>
     <w:multiLevelType w:val="hybridMultilevel"/>
     <w:tmpl w:val="256C0CA0"/>
@@ -20226,7 +20166,7 @@
       </w:pPr>
     </w:lvl>
   </w:abstractNum>
-  <w:abstractNum w:abstractNumId="18" w15:restartNumberingAfterBreak="0">
+  <w:abstractNum w:abstractNumId="19" w15:restartNumberingAfterBreak="0">
     <w:nsid w:val="29CA77D3"/>
     <w:multiLevelType w:val="hybridMultilevel"/>
     <w:tmpl w:val="31503276"/>
@@ -20338,7 +20278,7 @@
       </w:rPr>
     </w:lvl>
   </w:abstractNum>
-  <w:abstractNum w:abstractNumId="19" w15:restartNumberingAfterBreak="0">
+  <w:abstractNum w:abstractNumId="20" w15:restartNumberingAfterBreak="0">
     <w:nsid w:val="29F55AB1"/>
     <w:multiLevelType w:val="hybridMultilevel"/>
     <w:tmpl w:val="EF227FAC"/>
@@ -20451,7 +20391,7 @@
       </w:rPr>
     </w:lvl>
   </w:abstractNum>
-  <w:abstractNum w:abstractNumId="20" w15:restartNumberingAfterBreak="0">
+  <w:abstractNum w:abstractNumId="21" w15:restartNumberingAfterBreak="0">
     <w:nsid w:val="2A5C377F"/>
     <w:multiLevelType w:val="hybridMultilevel"/>
     <w:tmpl w:val="D03A013A"/>
@@ -20564,7 +20504,7 @@
       </w:rPr>
     </w:lvl>
   </w:abstractNum>
-  <w:abstractNum w:abstractNumId="21" w15:restartNumberingAfterBreak="0">
+  <w:abstractNum w:abstractNumId="22" w15:restartNumberingAfterBreak="0">
     <w:nsid w:val="2A8320E7"/>
     <w:multiLevelType w:val="hybridMultilevel"/>
     <w:tmpl w:val="D974C500"/>
@@ -20677,7 +20617,7 @@
       </w:rPr>
     </w:lvl>
   </w:abstractNum>
-  <w:abstractNum w:abstractNumId="22" w15:restartNumberingAfterBreak="0">
+  <w:abstractNum w:abstractNumId="23" w15:restartNumberingAfterBreak="0">
     <w:nsid w:val="2B23072E"/>
     <w:multiLevelType w:val="hybridMultilevel"/>
     <w:tmpl w:val="55B679B0"/>
@@ -20763,7 +20703,7 @@
       </w:pPr>
     </w:lvl>
   </w:abstractNum>
-  <w:abstractNum w:abstractNumId="23" w15:restartNumberingAfterBreak="0">
+  <w:abstractNum w:abstractNumId="24" w15:restartNumberingAfterBreak="0">
     <w:nsid w:val="2F0C1DF4"/>
     <w:multiLevelType w:val="hybridMultilevel"/>
     <w:tmpl w:val="A8B238B4"/>
@@ -20875,7 +20815,7 @@
       </w:rPr>
     </w:lvl>
   </w:abstractNum>
-  <w:abstractNum w:abstractNumId="24" w15:restartNumberingAfterBreak="0">
+  <w:abstractNum w:abstractNumId="25" w15:restartNumberingAfterBreak="0">
     <w:nsid w:val="2F202BE6"/>
     <w:multiLevelType w:val="hybridMultilevel"/>
     <w:tmpl w:val="C12AE1AC"/>
@@ -20987,7 +20927,7 @@
       </w:rPr>
     </w:lvl>
   </w:abstractNum>
-  <w:abstractNum w:abstractNumId="25" w15:restartNumberingAfterBreak="0">
+  <w:abstractNum w:abstractNumId="26" w15:restartNumberingAfterBreak="0">
     <w:nsid w:val="2F7859EF"/>
     <w:multiLevelType w:val="hybridMultilevel"/>
     <w:tmpl w:val="FA50837A"/>
@@ -21073,7 +21013,7 @@
       </w:pPr>
     </w:lvl>
   </w:abstractNum>
-  <w:abstractNum w:abstractNumId="26" w15:restartNumberingAfterBreak="0">
+  <w:abstractNum w:abstractNumId="27" w15:restartNumberingAfterBreak="0">
     <w:nsid w:val="2F946FE9"/>
     <w:multiLevelType w:val="hybridMultilevel"/>
     <w:tmpl w:val="0ECCFA56"/>
@@ -21186,7 +21126,7 @@
       </w:rPr>
     </w:lvl>
   </w:abstractNum>
-  <w:abstractNum w:abstractNumId="27" w15:restartNumberingAfterBreak="0">
+  <w:abstractNum w:abstractNumId="28" w15:restartNumberingAfterBreak="0">
     <w:nsid w:val="31221172"/>
     <w:multiLevelType w:val="hybridMultilevel"/>
     <w:tmpl w:val="3648C91C"/>
@@ -21299,7 +21239,7 @@
       </w:rPr>
     </w:lvl>
   </w:abstractNum>
-  <w:abstractNum w:abstractNumId="28" w15:restartNumberingAfterBreak="0">
+  <w:abstractNum w:abstractNumId="29" w15:restartNumberingAfterBreak="0">
     <w:nsid w:val="32423999"/>
     <w:multiLevelType w:val="multilevel"/>
     <w:tmpl w:val="B406FFEC"/>
@@ -21412,7 +21352,7 @@
       </w:rPr>
     </w:lvl>
   </w:abstractNum>
-  <w:abstractNum w:abstractNumId="29" w15:restartNumberingAfterBreak="0">
+  <w:abstractNum w:abstractNumId="30" w15:restartNumberingAfterBreak="0">
     <w:nsid w:val="337B3094"/>
     <w:multiLevelType w:val="hybridMultilevel"/>
     <w:tmpl w:val="C7C20912"/>
@@ -21524,7 +21464,7 @@
       </w:rPr>
     </w:lvl>
   </w:abstractNum>
-  <w:abstractNum w:abstractNumId="30" w15:restartNumberingAfterBreak="0">
+  <w:abstractNum w:abstractNumId="31" w15:restartNumberingAfterBreak="0">
     <w:nsid w:val="34D87019"/>
     <w:multiLevelType w:val="hybridMultilevel"/>
     <w:tmpl w:val="5AB89D06"/>
@@ -21636,7 +21576,7 @@
       </w:rPr>
     </w:lvl>
   </w:abstractNum>
-  <w:abstractNum w:abstractNumId="31" w15:restartNumberingAfterBreak="0">
+  <w:abstractNum w:abstractNumId="32" w15:restartNumberingAfterBreak="0">
     <w:nsid w:val="367723FB"/>
     <w:multiLevelType w:val="hybridMultilevel"/>
     <w:tmpl w:val="289C5B74"/>
@@ -21748,7 +21688,7 @@
       </w:rPr>
     </w:lvl>
   </w:abstractNum>
-  <w:abstractNum w:abstractNumId="32" w15:restartNumberingAfterBreak="0">
+  <w:abstractNum w:abstractNumId="33" w15:restartNumberingAfterBreak="0">
     <w:nsid w:val="38606C9C"/>
     <w:multiLevelType w:val="hybridMultilevel"/>
     <w:tmpl w:val="E2662304"/>
@@ -21861,7 +21801,7 @@
       </w:rPr>
     </w:lvl>
   </w:abstractNum>
-  <w:abstractNum w:abstractNumId="33" w15:restartNumberingAfterBreak="0">
+  <w:abstractNum w:abstractNumId="34" w15:restartNumberingAfterBreak="0">
     <w:nsid w:val="3A73001D"/>
     <w:multiLevelType w:val="hybridMultilevel"/>
     <w:tmpl w:val="FA9CCA00"/>
@@ -21973,7 +21913,7 @@
       </w:rPr>
     </w:lvl>
   </w:abstractNum>
-  <w:abstractNum w:abstractNumId="34" w15:restartNumberingAfterBreak="0">
+  <w:abstractNum w:abstractNumId="35" w15:restartNumberingAfterBreak="0">
     <w:nsid w:val="3C82165C"/>
     <w:multiLevelType w:val="multilevel"/>
     <w:tmpl w:val="1176176C"/>
@@ -22086,7 +22026,7 @@
       </w:rPr>
     </w:lvl>
   </w:abstractNum>
-  <w:abstractNum w:abstractNumId="35" w15:restartNumberingAfterBreak="0">
+  <w:abstractNum w:abstractNumId="36" w15:restartNumberingAfterBreak="0">
     <w:nsid w:val="3D3B4758"/>
     <w:multiLevelType w:val="hybridMultilevel"/>
     <w:tmpl w:val="74C04658"/>
@@ -22199,7 +22139,7 @@
       </w:rPr>
     </w:lvl>
   </w:abstractNum>
-  <w:abstractNum w:abstractNumId="36" w15:restartNumberingAfterBreak="0">
+  <w:abstractNum w:abstractNumId="37" w15:restartNumberingAfterBreak="0">
     <w:nsid w:val="3EE76DD9"/>
     <w:multiLevelType w:val="hybridMultilevel"/>
     <w:tmpl w:val="C5CA5D40"/>
@@ -22311,7 +22251,7 @@
       </w:rPr>
     </w:lvl>
   </w:abstractNum>
-  <w:abstractNum w:abstractNumId="37" w15:restartNumberingAfterBreak="0">
+  <w:abstractNum w:abstractNumId="38" w15:restartNumberingAfterBreak="0">
     <w:nsid w:val="3F0432D7"/>
     <w:multiLevelType w:val="hybridMultilevel"/>
     <w:tmpl w:val="5442CA20"/>
@@ -22423,7 +22363,7 @@
       </w:rPr>
     </w:lvl>
   </w:abstractNum>
-  <w:abstractNum w:abstractNumId="38" w15:restartNumberingAfterBreak="0">
+  <w:abstractNum w:abstractNumId="39" w15:restartNumberingAfterBreak="0">
     <w:nsid w:val="40FA09ED"/>
     <w:multiLevelType w:val="hybridMultilevel"/>
     <w:tmpl w:val="0D2469C4"/>
@@ -22536,7 +22476,7 @@
       </w:rPr>
     </w:lvl>
   </w:abstractNum>
-  <w:abstractNum w:abstractNumId="39" w15:restartNumberingAfterBreak="0">
+  <w:abstractNum w:abstractNumId="40" w15:restartNumberingAfterBreak="0">
     <w:nsid w:val="41885129"/>
     <w:multiLevelType w:val="hybridMultilevel"/>
     <w:tmpl w:val="95DC9790"/>
@@ -22648,7 +22588,7 @@
       </w:rPr>
     </w:lvl>
   </w:abstractNum>
-  <w:abstractNum w:abstractNumId="40" w15:restartNumberingAfterBreak="0">
+  <w:abstractNum w:abstractNumId="41" w15:restartNumberingAfterBreak="0">
     <w:nsid w:val="43332ED9"/>
     <w:multiLevelType w:val="multilevel"/>
     <w:tmpl w:val="0E009C32"/>
@@ -22761,7 +22701,7 @@
       </w:rPr>
     </w:lvl>
   </w:abstractNum>
-  <w:abstractNum w:abstractNumId="41" w15:restartNumberingAfterBreak="0">
+  <w:abstractNum w:abstractNumId="42" w15:restartNumberingAfterBreak="0">
     <w:nsid w:val="43E56128"/>
     <w:multiLevelType w:val="hybridMultilevel"/>
     <w:tmpl w:val="BEAC7E56"/>
@@ -22847,7 +22787,7 @@
       </w:pPr>
     </w:lvl>
   </w:abstractNum>
-  <w:abstractNum w:abstractNumId="42" w15:restartNumberingAfterBreak="0">
+  <w:abstractNum w:abstractNumId="43" w15:restartNumberingAfterBreak="0">
     <w:nsid w:val="456319CF"/>
     <w:multiLevelType w:val="hybridMultilevel"/>
     <w:tmpl w:val="84AC62A0"/>
@@ -22960,7 +22900,7 @@
       </w:rPr>
     </w:lvl>
   </w:abstractNum>
-  <w:abstractNum w:abstractNumId="43" w15:restartNumberingAfterBreak="0">
+  <w:abstractNum w:abstractNumId="44" w15:restartNumberingAfterBreak="0">
     <w:nsid w:val="4D877F02"/>
     <w:multiLevelType w:val="hybridMultilevel"/>
     <w:tmpl w:val="7952B306"/>
@@ -23073,7 +23013,7 @@
       </w:rPr>
     </w:lvl>
   </w:abstractNum>
-  <w:abstractNum w:abstractNumId="44" w15:restartNumberingAfterBreak="0">
+  <w:abstractNum w:abstractNumId="45" w15:restartNumberingAfterBreak="0">
     <w:nsid w:val="4E1E0D82"/>
     <w:multiLevelType w:val="hybridMultilevel"/>
     <w:tmpl w:val="DBD4D70C"/>
@@ -23186,7 +23126,7 @@
       </w:rPr>
     </w:lvl>
   </w:abstractNum>
-  <w:abstractNum w:abstractNumId="45" w15:restartNumberingAfterBreak="0">
+  <w:abstractNum w:abstractNumId="46" w15:restartNumberingAfterBreak="0">
     <w:nsid w:val="4E6E2246"/>
     <w:multiLevelType w:val="hybridMultilevel"/>
     <w:tmpl w:val="419C7D3A"/>
@@ -23299,7 +23239,7 @@
       </w:rPr>
     </w:lvl>
   </w:abstractNum>
-  <w:abstractNum w:abstractNumId="46" w15:restartNumberingAfterBreak="0">
+  <w:abstractNum w:abstractNumId="47" w15:restartNumberingAfterBreak="0">
     <w:nsid w:val="4F651086"/>
     <w:multiLevelType w:val="hybridMultilevel"/>
     <w:tmpl w:val="411AF6EE"/>
@@ -23411,7 +23351,7 @@
       </w:rPr>
     </w:lvl>
   </w:abstractNum>
-  <w:abstractNum w:abstractNumId="47" w15:restartNumberingAfterBreak="0">
+  <w:abstractNum w:abstractNumId="48" w15:restartNumberingAfterBreak="0">
     <w:nsid w:val="51D76FF8"/>
     <w:multiLevelType w:val="hybridMultilevel"/>
     <w:tmpl w:val="856C20F8"/>
@@ -23523,7 +23463,7 @@
       </w:rPr>
     </w:lvl>
   </w:abstractNum>
-  <w:abstractNum w:abstractNumId="48" w15:restartNumberingAfterBreak="0">
+  <w:abstractNum w:abstractNumId="49" w15:restartNumberingAfterBreak="0">
     <w:nsid w:val="528758DA"/>
     <w:multiLevelType w:val="hybridMultilevel"/>
     <w:tmpl w:val="C1AA2A70"/>
@@ -23636,7 +23576,7 @@
       </w:rPr>
     </w:lvl>
   </w:abstractNum>
-  <w:abstractNum w:abstractNumId="49" w15:restartNumberingAfterBreak="0">
+  <w:abstractNum w:abstractNumId="50" w15:restartNumberingAfterBreak="0">
     <w:nsid w:val="54EC2177"/>
     <w:multiLevelType w:val="hybridMultilevel"/>
     <w:tmpl w:val="21C25BD8"/>
@@ -23749,7 +23689,7 @@
       </w:rPr>
     </w:lvl>
   </w:abstractNum>
-  <w:abstractNum w:abstractNumId="50" w15:restartNumberingAfterBreak="0">
+  <w:abstractNum w:abstractNumId="51" w15:restartNumberingAfterBreak="0">
     <w:nsid w:val="55D045D1"/>
     <w:multiLevelType w:val="hybridMultilevel"/>
     <w:tmpl w:val="FB66101A"/>
@@ -23861,7 +23801,7 @@
       </w:rPr>
     </w:lvl>
   </w:abstractNum>
-  <w:abstractNum w:abstractNumId="51" w15:restartNumberingAfterBreak="0">
+  <w:abstractNum w:abstractNumId="52" w15:restartNumberingAfterBreak="0">
     <w:nsid w:val="562E674B"/>
     <w:multiLevelType w:val="hybridMultilevel"/>
     <w:tmpl w:val="E3E219AA"/>
@@ -23973,7 +23913,7 @@
       </w:rPr>
     </w:lvl>
   </w:abstractNum>
-  <w:abstractNum w:abstractNumId="52" w15:restartNumberingAfterBreak="0">
+  <w:abstractNum w:abstractNumId="53" w15:restartNumberingAfterBreak="0">
     <w:nsid w:val="57C276E8"/>
     <w:multiLevelType w:val="hybridMultilevel"/>
     <w:tmpl w:val="0194D102"/>
@@ -24086,7 +24026,7 @@
       </w:rPr>
     </w:lvl>
   </w:abstractNum>
-  <w:abstractNum w:abstractNumId="53" w15:restartNumberingAfterBreak="0">
+  <w:abstractNum w:abstractNumId="54" w15:restartNumberingAfterBreak="0">
     <w:nsid w:val="5885220B"/>
     <w:multiLevelType w:val="hybridMultilevel"/>
     <w:tmpl w:val="8DD80BF2"/>
@@ -24199,7 +24139,7 @@
       </w:rPr>
     </w:lvl>
   </w:abstractNum>
-  <w:abstractNum w:abstractNumId="54" w15:restartNumberingAfterBreak="0">
+  <w:abstractNum w:abstractNumId="55" w15:restartNumberingAfterBreak="0">
     <w:nsid w:val="59B23ABF"/>
     <w:multiLevelType w:val="hybridMultilevel"/>
     <w:tmpl w:val="F2A0AB5A"/>
@@ -24311,7 +24251,7 @@
       </w:rPr>
     </w:lvl>
   </w:abstractNum>
-  <w:abstractNum w:abstractNumId="55" w15:restartNumberingAfterBreak="0">
+  <w:abstractNum w:abstractNumId="56" w15:restartNumberingAfterBreak="0">
     <w:nsid w:val="59B25041"/>
     <w:multiLevelType w:val="hybridMultilevel"/>
     <w:tmpl w:val="0FC458F0"/>
@@ -24424,7 +24364,7 @@
       </w:rPr>
     </w:lvl>
   </w:abstractNum>
-  <w:abstractNum w:abstractNumId="56" w15:restartNumberingAfterBreak="0">
+  <w:abstractNum w:abstractNumId="57" w15:restartNumberingAfterBreak="0">
     <w:nsid w:val="5A3F7608"/>
     <w:multiLevelType w:val="hybridMultilevel"/>
     <w:tmpl w:val="46D4C132"/>
@@ -24536,7 +24476,7 @@
       </w:rPr>
     </w:lvl>
   </w:abstractNum>
-  <w:abstractNum w:abstractNumId="57" w15:restartNumberingAfterBreak="0">
+  <w:abstractNum w:abstractNumId="58" w15:restartNumberingAfterBreak="0">
     <w:nsid w:val="5B870724"/>
     <w:multiLevelType w:val="hybridMultilevel"/>
     <w:tmpl w:val="9FA623E6"/>
@@ -24649,7 +24589,7 @@
       </w:rPr>
     </w:lvl>
   </w:abstractNum>
-  <w:abstractNum w:abstractNumId="58" w15:restartNumberingAfterBreak="0">
+  <w:abstractNum w:abstractNumId="59" w15:restartNumberingAfterBreak="0">
     <w:nsid w:val="5C561B39"/>
     <w:multiLevelType w:val="hybridMultilevel"/>
     <w:tmpl w:val="16DEAAA2"/>
@@ -24762,7 +24702,7 @@
       </w:rPr>
     </w:lvl>
   </w:abstractNum>
-  <w:abstractNum w:abstractNumId="59" w15:restartNumberingAfterBreak="0">
+  <w:abstractNum w:abstractNumId="60" w15:restartNumberingAfterBreak="0">
     <w:nsid w:val="5E4014E2"/>
     <w:multiLevelType w:val="hybridMultilevel"/>
     <w:tmpl w:val="C22EDA96"/>
@@ -24874,7 +24814,7 @@
       </w:rPr>
     </w:lvl>
   </w:abstractNum>
-  <w:abstractNum w:abstractNumId="60" w15:restartNumberingAfterBreak="0">
+  <w:abstractNum w:abstractNumId="61" w15:restartNumberingAfterBreak="0">
     <w:nsid w:val="61455A79"/>
     <w:multiLevelType w:val="hybridMultilevel"/>
     <w:tmpl w:val="9BD0E222"/>
@@ -24963,7 +24903,7 @@
       </w:pPr>
     </w:lvl>
   </w:abstractNum>
-  <w:abstractNum w:abstractNumId="61" w15:restartNumberingAfterBreak="0">
+  <w:abstractNum w:abstractNumId="62" w15:restartNumberingAfterBreak="0">
     <w:nsid w:val="614B5677"/>
     <w:multiLevelType w:val="multilevel"/>
     <w:tmpl w:val="D0EEB104"/>
@@ -25076,7 +25016,7 @@
       </w:rPr>
     </w:lvl>
   </w:abstractNum>
-  <w:abstractNum w:abstractNumId="62" w15:restartNumberingAfterBreak="0">
+  <w:abstractNum w:abstractNumId="63" w15:restartNumberingAfterBreak="0">
     <w:nsid w:val="629B2706"/>
     <w:multiLevelType w:val="hybridMultilevel"/>
     <w:tmpl w:val="D488F89E"/>
@@ -25165,7 +25105,7 @@
       </w:pPr>
     </w:lvl>
   </w:abstractNum>
-  <w:abstractNum w:abstractNumId="63" w15:restartNumberingAfterBreak="0">
+  <w:abstractNum w:abstractNumId="64" w15:restartNumberingAfterBreak="0">
     <w:nsid w:val="6516546E"/>
     <w:multiLevelType w:val="hybridMultilevel"/>
     <w:tmpl w:val="6D6427EC"/>
@@ -25278,7 +25218,7 @@
       </w:rPr>
     </w:lvl>
   </w:abstractNum>
-  <w:abstractNum w:abstractNumId="64" w15:restartNumberingAfterBreak="0">
+  <w:abstractNum w:abstractNumId="65" w15:restartNumberingAfterBreak="0">
     <w:nsid w:val="652E74A0"/>
     <w:multiLevelType w:val="hybridMultilevel"/>
     <w:tmpl w:val="CDACC958"/>
@@ -25364,7 +25304,7 @@
       </w:pPr>
     </w:lvl>
   </w:abstractNum>
-  <w:abstractNum w:abstractNumId="65" w15:restartNumberingAfterBreak="0">
+  <w:abstractNum w:abstractNumId="66" w15:restartNumberingAfterBreak="0">
     <w:nsid w:val="65693831"/>
     <w:multiLevelType w:val="hybridMultilevel"/>
     <w:tmpl w:val="D16E229C"/>
@@ -25476,7 +25416,7 @@
       </w:rPr>
     </w:lvl>
   </w:abstractNum>
-  <w:abstractNum w:abstractNumId="66" w15:restartNumberingAfterBreak="0">
+  <w:abstractNum w:abstractNumId="67" w15:restartNumberingAfterBreak="0">
     <w:nsid w:val="6D327536"/>
     <w:multiLevelType w:val="hybridMultilevel"/>
     <w:tmpl w:val="DED8A45C"/>
@@ -25589,7 +25529,120 @@
       </w:rPr>
     </w:lvl>
   </w:abstractNum>
-  <w:abstractNum w:abstractNumId="67" w15:restartNumberingAfterBreak="0">
+  <w:abstractNum w:abstractNumId="68" w15:restartNumberingAfterBreak="0">
+    <w:nsid w:val="6E4525DB"/>
+    <w:multiLevelType w:val="hybridMultilevel"/>
+    <w:tmpl w:val="DF58E17E"/>
+    <w:lvl w:ilvl="0" w:tplc="04090001">
+      <w:start w:val="1"/>
+      <w:numFmt w:val="bullet"/>
+      <w:lvlText w:val=""/>
+      <w:lvlJc w:val="left"/>
+      <w:pPr>
+        <w:ind w:left="1080" w:hanging="360"/>
+      </w:pPr>
+      <w:rPr>
+        <w:rFonts w:ascii="Symbol" w:hAnsi="Symbol" w:hint="default"/>
+      </w:rPr>
+    </w:lvl>
+    <w:lvl w:ilvl="1" w:tplc="04090003" w:tentative="1">
+      <w:start w:val="1"/>
+      <w:numFmt w:val="bullet"/>
+      <w:lvlText w:val="o"/>
+      <w:lvlJc w:val="left"/>
+      <w:pPr>
+        <w:ind w:left="1800" w:hanging="360"/>
+      </w:pPr>
+      <w:rPr>
+        <w:rFonts w:ascii="Courier New" w:hAnsi="Courier New" w:cs="Courier New" w:hint="default"/>
+      </w:rPr>
+    </w:lvl>
+    <w:lvl w:ilvl="2" w:tplc="04090005" w:tentative="1">
+      <w:start w:val="1"/>
+      <w:numFmt w:val="bullet"/>
+      <w:lvlText w:val=""/>
+      <w:lvlJc w:val="left"/>
+      <w:pPr>
+        <w:ind w:left="2520" w:hanging="360"/>
+      </w:pPr>
+      <w:rPr>
+        <w:rFonts w:ascii="Wingdings" w:hAnsi="Wingdings" w:hint="default"/>
+      </w:rPr>
+    </w:lvl>
+    <w:lvl w:ilvl="3" w:tplc="04090001" w:tentative="1">
+      <w:start w:val="1"/>
+      <w:numFmt w:val="bullet"/>
+      <w:lvlText w:val=""/>
+      <w:lvlJc w:val="left"/>
+      <w:pPr>
+        <w:ind w:left="3240" w:hanging="360"/>
+      </w:pPr>
+      <w:rPr>
+        <w:rFonts w:ascii="Symbol" w:hAnsi="Symbol" w:hint="default"/>
+      </w:rPr>
+    </w:lvl>
+    <w:lvl w:ilvl="4" w:tplc="04090003" w:tentative="1">
+      <w:start w:val="1"/>
+      <w:numFmt w:val="bullet"/>
+      <w:lvlText w:val="o"/>
+      <w:lvlJc w:val="left"/>
+      <w:pPr>
+        <w:ind w:left="3960" w:hanging="360"/>
+      </w:pPr>
+      <w:rPr>
+        <w:rFonts w:ascii="Courier New" w:hAnsi="Courier New" w:cs="Courier New" w:hint="default"/>
+      </w:rPr>
+    </w:lvl>
+    <w:lvl w:ilvl="5" w:tplc="04090005" w:tentative="1">
+      <w:start w:val="1"/>
+      <w:numFmt w:val="bullet"/>
+      <w:lvlText w:val=""/>
+      <w:lvlJc w:val="left"/>
+      <w:pPr>
+        <w:ind w:left="4680" w:hanging="360"/>
+      </w:pPr>
+      <w:rPr>
+        <w:rFonts w:ascii="Wingdings" w:hAnsi="Wingdings" w:hint="default"/>
+      </w:rPr>
+    </w:lvl>
+    <w:lvl w:ilvl="6" w:tplc="04090001" w:tentative="1">
+      <w:start w:val="1"/>
+      <w:numFmt w:val="bullet"/>
+      <w:lvlText w:val=""/>
+      <w:lvlJc w:val="left"/>
+      <w:pPr>
+        <w:ind w:left="5400" w:hanging="360"/>
+      </w:pPr>
+      <w:rPr>
+        <w:rFonts w:ascii="Symbol" w:hAnsi="Symbol" w:hint="default"/>
+      </w:rPr>
+    </w:lvl>
+    <w:lvl w:ilvl="7" w:tplc="04090003" w:tentative="1">
+      <w:start w:val="1"/>
+      <w:numFmt w:val="bullet"/>
+      <w:lvlText w:val="o"/>
+      <w:lvlJc w:val="left"/>
+      <w:pPr>
+        <w:ind w:left="6120" w:hanging="360"/>
+      </w:pPr>
+      <w:rPr>
+        <w:rFonts w:ascii="Courier New" w:hAnsi="Courier New" w:cs="Courier New" w:hint="default"/>
+      </w:rPr>
+    </w:lvl>
+    <w:lvl w:ilvl="8" w:tplc="04090005" w:tentative="1">
+      <w:start w:val="1"/>
+      <w:numFmt w:val="bullet"/>
+      <w:lvlText w:val=""/>
+      <w:lvlJc w:val="left"/>
+      <w:pPr>
+        <w:ind w:left="6840" w:hanging="360"/>
+      </w:pPr>
+      <w:rPr>
+        <w:rFonts w:ascii="Wingdings" w:hAnsi="Wingdings" w:hint="default"/>
+      </w:rPr>
+    </w:lvl>
+  </w:abstractNum>
+  <w:abstractNum w:abstractNumId="69" w15:restartNumberingAfterBreak="0">
     <w:nsid w:val="70D616B4"/>
     <w:multiLevelType w:val="multilevel"/>
     <w:tmpl w:val="51A69E50"/>
@@ -25702,7 +25755,7 @@
       </w:rPr>
     </w:lvl>
   </w:abstractNum>
-  <w:abstractNum w:abstractNumId="68" w15:restartNumberingAfterBreak="0">
+  <w:abstractNum w:abstractNumId="70" w15:restartNumberingAfterBreak="0">
     <w:nsid w:val="71A93705"/>
     <w:multiLevelType w:val="hybridMultilevel"/>
     <w:tmpl w:val="8A1A9648"/>
@@ -25791,7 +25844,7 @@
       </w:pPr>
     </w:lvl>
   </w:abstractNum>
-  <w:abstractNum w:abstractNumId="69" w15:restartNumberingAfterBreak="0">
+  <w:abstractNum w:abstractNumId="71" w15:restartNumberingAfterBreak="0">
     <w:nsid w:val="71AF270E"/>
     <w:multiLevelType w:val="hybridMultilevel"/>
     <w:tmpl w:val="DE5CEC80"/>
@@ -25877,7 +25930,7 @@
       </w:pPr>
     </w:lvl>
   </w:abstractNum>
-  <w:abstractNum w:abstractNumId="70" w15:restartNumberingAfterBreak="0">
+  <w:abstractNum w:abstractNumId="72" w15:restartNumberingAfterBreak="0">
     <w:nsid w:val="72014DE0"/>
     <w:multiLevelType w:val="hybridMultilevel"/>
     <w:tmpl w:val="82E29AA8"/>
@@ -25989,7 +26042,7 @@
       </w:rPr>
     </w:lvl>
   </w:abstractNum>
-  <w:abstractNum w:abstractNumId="71" w15:restartNumberingAfterBreak="0">
+  <w:abstractNum w:abstractNumId="73" w15:restartNumberingAfterBreak="0">
     <w:nsid w:val="73804A7C"/>
     <w:multiLevelType w:val="hybridMultilevel"/>
     <w:tmpl w:val="65A0303E"/>
@@ -26075,10 +26128,10 @@
       </w:pPr>
     </w:lvl>
   </w:abstractNum>
-  <w:abstractNum w:abstractNumId="72" w15:restartNumberingAfterBreak="0">
+  <w:abstractNum w:abstractNumId="74" w15:restartNumberingAfterBreak="0">
     <w:nsid w:val="74681209"/>
     <w:multiLevelType w:val="hybridMultilevel"/>
-    <w:tmpl w:val="3A5071BE"/>
+    <w:tmpl w:val="7250020E"/>
     <w:lvl w:ilvl="0" w:tplc="04090001">
       <w:start w:val="1"/>
       <w:numFmt w:val="bullet"/>
@@ -26091,104 +26144,103 @@
         <w:rFonts w:ascii="Symbol" w:hAnsi="Symbol" w:hint="default"/>
       </w:rPr>
     </w:lvl>
-    <w:lvl w:ilvl="1" w:tplc="04090003" w:tentative="1">
+    <w:lvl w:ilvl="1" w:tplc="314A29E2">
+      <w:numFmt w:val="bullet"/>
+      <w:lvlText w:val="-"/>
+      <w:lvlJc w:val="left"/>
+      <w:pPr>
+        <w:ind w:left="1440" w:hanging="360"/>
+      </w:pPr>
+      <w:rPr>
+        <w:rFonts w:ascii="Times New Roman" w:eastAsia="Times New Roman" w:hAnsi="Times New Roman" w:cs="Times New Roman" w:hint="default"/>
+      </w:rPr>
+    </w:lvl>
+    <w:lvl w:ilvl="2" w:tplc="04090005" w:tentative="1">
+      <w:start w:val="1"/>
+      <w:numFmt w:val="bullet"/>
+      <w:lvlText w:val=""/>
+      <w:lvlJc w:val="left"/>
+      <w:pPr>
+        <w:ind w:left="2160" w:hanging="360"/>
+      </w:pPr>
+      <w:rPr>
+        <w:rFonts w:ascii="Wingdings" w:hAnsi="Wingdings" w:hint="default"/>
+      </w:rPr>
+    </w:lvl>
+    <w:lvl w:ilvl="3" w:tplc="04090001" w:tentative="1">
+      <w:start w:val="1"/>
+      <w:numFmt w:val="bullet"/>
+      <w:lvlText w:val=""/>
+      <w:lvlJc w:val="left"/>
+      <w:pPr>
+        <w:ind w:left="2880" w:hanging="360"/>
+      </w:pPr>
+      <w:rPr>
+        <w:rFonts w:ascii="Symbol" w:hAnsi="Symbol" w:hint="default"/>
+      </w:rPr>
+    </w:lvl>
+    <w:lvl w:ilvl="4" w:tplc="04090003" w:tentative="1">
       <w:start w:val="1"/>
       <w:numFmt w:val="bullet"/>
       <w:lvlText w:val="o"/>
       <w:lvlJc w:val="left"/>
       <w:pPr>
-        <w:ind w:left="1440" w:hanging="360"/>
+        <w:ind w:left="3600" w:hanging="360"/>
       </w:pPr>
       <w:rPr>
         <w:rFonts w:ascii="Courier New" w:hAnsi="Courier New" w:cs="Courier New" w:hint="default"/>
       </w:rPr>
     </w:lvl>
-    <w:lvl w:ilvl="2" w:tplc="04090005" w:tentative="1">
+    <w:lvl w:ilvl="5" w:tplc="04090005" w:tentative="1">
       <w:start w:val="1"/>
       <w:numFmt w:val="bullet"/>
       <w:lvlText w:val=""/>
       <w:lvlJc w:val="left"/>
       <w:pPr>
-        <w:ind w:left="2160" w:hanging="360"/>
+        <w:ind w:left="4320" w:hanging="360"/>
       </w:pPr>
       <w:rPr>
         <w:rFonts w:ascii="Wingdings" w:hAnsi="Wingdings" w:hint="default"/>
       </w:rPr>
     </w:lvl>
-    <w:lvl w:ilvl="3" w:tplc="04090001" w:tentative="1">
+    <w:lvl w:ilvl="6" w:tplc="04090001" w:tentative="1">
       <w:start w:val="1"/>
       <w:numFmt w:val="bullet"/>
       <w:lvlText w:val=""/>
       <w:lvlJc w:val="left"/>
       <w:pPr>
-        <w:ind w:left="2880" w:hanging="360"/>
+        <w:ind w:left="5040" w:hanging="360"/>
       </w:pPr>
       <w:rPr>
         <w:rFonts w:ascii="Symbol" w:hAnsi="Symbol" w:hint="default"/>
       </w:rPr>
     </w:lvl>
-    <w:lvl w:ilvl="4" w:tplc="04090003" w:tentative="1">
+    <w:lvl w:ilvl="7" w:tplc="04090003" w:tentative="1">
       <w:start w:val="1"/>
       <w:numFmt w:val="bullet"/>
       <w:lvlText w:val="o"/>
       <w:lvlJc w:val="left"/>
       <w:pPr>
-        <w:ind w:left="3600" w:hanging="360"/>
+        <w:ind w:left="5760" w:hanging="360"/>
       </w:pPr>
       <w:rPr>
         <w:rFonts w:ascii="Courier New" w:hAnsi="Courier New" w:cs="Courier New" w:hint="default"/>
       </w:rPr>
     </w:lvl>
-    <w:lvl w:ilvl="5" w:tplc="04090005" w:tentative="1">
+    <w:lvl w:ilvl="8" w:tplc="04090005" w:tentative="1">
       <w:start w:val="1"/>
       <w:numFmt w:val="bullet"/>
       <w:lvlText w:val=""/>
       <w:lvlJc w:val="left"/>
       <w:pPr>
-        <w:ind w:left="4320" w:hanging="360"/>
+        <w:ind w:left="6480" w:hanging="360"/>
       </w:pPr>
       <w:rPr>
         <w:rFonts w:ascii="Wingdings" w:hAnsi="Wingdings" w:hint="default"/>
       </w:rPr>
     </w:lvl>
-    <w:lvl w:ilvl="6" w:tplc="04090001" w:tentative="1">
-      <w:start w:val="1"/>
-      <w:numFmt w:val="bullet"/>
-      <w:lvlText w:val=""/>
-      <w:lvlJc w:val="left"/>
-      <w:pPr>
-        <w:ind w:left="5040" w:hanging="360"/>
-      </w:pPr>
-      <w:rPr>
-        <w:rFonts w:ascii="Symbol" w:hAnsi="Symbol" w:hint="default"/>
-      </w:rPr>
-    </w:lvl>
-    <w:lvl w:ilvl="7" w:tplc="04090003" w:tentative="1">
-      <w:start w:val="1"/>
-      <w:numFmt w:val="bullet"/>
-      <w:lvlText w:val="o"/>
-      <w:lvlJc w:val="left"/>
-      <w:pPr>
-        <w:ind w:left="5760" w:hanging="360"/>
-      </w:pPr>
-      <w:rPr>
-        <w:rFonts w:ascii="Courier New" w:hAnsi="Courier New" w:cs="Courier New" w:hint="default"/>
-      </w:rPr>
-    </w:lvl>
-    <w:lvl w:ilvl="8" w:tplc="04090005" w:tentative="1">
-      <w:start w:val="1"/>
-      <w:numFmt w:val="bullet"/>
-      <w:lvlText w:val=""/>
-      <w:lvlJc w:val="left"/>
-      <w:pPr>
-        <w:ind w:left="6480" w:hanging="360"/>
-      </w:pPr>
-      <w:rPr>
-        <w:rFonts w:ascii="Wingdings" w:hAnsi="Wingdings" w:hint="default"/>
-      </w:rPr>
-    </w:lvl>
   </w:abstractNum>
-  <w:abstractNum w:abstractNumId="73" w15:restartNumberingAfterBreak="0">
+  <w:abstractNum w:abstractNumId="75" w15:restartNumberingAfterBreak="0">
     <w:nsid w:val="75D24B60"/>
     <w:multiLevelType w:val="hybridMultilevel"/>
     <w:tmpl w:val="F0E41818"/>
@@ -26301,7 +26353,7 @@
       </w:rPr>
     </w:lvl>
   </w:abstractNum>
-  <w:abstractNum w:abstractNumId="74" w15:restartNumberingAfterBreak="0">
+  <w:abstractNum w:abstractNumId="76" w15:restartNumberingAfterBreak="0">
     <w:nsid w:val="76B6081C"/>
     <w:multiLevelType w:val="multilevel"/>
     <w:tmpl w:val="8FE24B26"/>
@@ -26414,7 +26466,7 @@
       </w:rPr>
     </w:lvl>
   </w:abstractNum>
-  <w:abstractNum w:abstractNumId="75" w15:restartNumberingAfterBreak="0">
+  <w:abstractNum w:abstractNumId="77" w15:restartNumberingAfterBreak="0">
     <w:nsid w:val="76C82AC2"/>
     <w:multiLevelType w:val="hybridMultilevel"/>
     <w:tmpl w:val="41EA4248"/>
@@ -26526,7 +26578,7 @@
       </w:rPr>
     </w:lvl>
   </w:abstractNum>
-  <w:abstractNum w:abstractNumId="76" w15:restartNumberingAfterBreak="0">
+  <w:abstractNum w:abstractNumId="78" w15:restartNumberingAfterBreak="0">
     <w:nsid w:val="78534C59"/>
     <w:multiLevelType w:val="hybridMultilevel"/>
     <w:tmpl w:val="5D923C52"/>
@@ -26638,7 +26690,7 @@
       </w:rPr>
     </w:lvl>
   </w:abstractNum>
-  <w:abstractNum w:abstractNumId="77" w15:restartNumberingAfterBreak="0">
+  <w:abstractNum w:abstractNumId="79" w15:restartNumberingAfterBreak="0">
     <w:nsid w:val="799465B3"/>
     <w:multiLevelType w:val="hybridMultilevel"/>
     <w:tmpl w:val="A2EA7BF6"/>
@@ -26751,7 +26803,7 @@
       </w:rPr>
     </w:lvl>
   </w:abstractNum>
-  <w:abstractNum w:abstractNumId="78" w15:restartNumberingAfterBreak="0">
+  <w:abstractNum w:abstractNumId="80" w15:restartNumberingAfterBreak="0">
     <w:nsid w:val="7A98607B"/>
     <w:multiLevelType w:val="multilevel"/>
     <w:tmpl w:val="43928356"/>
@@ -26864,7 +26916,7 @@
       </w:rPr>
     </w:lvl>
   </w:abstractNum>
-  <w:abstractNum w:abstractNumId="79" w15:restartNumberingAfterBreak="0">
+  <w:abstractNum w:abstractNumId="81" w15:restartNumberingAfterBreak="0">
     <w:nsid w:val="7AA7359D"/>
     <w:multiLevelType w:val="hybridMultilevel"/>
     <w:tmpl w:val="284A1580"/>
@@ -26976,7 +27028,7 @@
       </w:rPr>
     </w:lvl>
   </w:abstractNum>
-  <w:abstractNum w:abstractNumId="80" w15:restartNumberingAfterBreak="0">
+  <w:abstractNum w:abstractNumId="82" w15:restartNumberingAfterBreak="0">
     <w:nsid w:val="7DD94E38"/>
     <w:multiLevelType w:val="hybridMultilevel"/>
     <w:tmpl w:val="068EDC2A"/>
@@ -27089,7 +27141,7 @@
       </w:rPr>
     </w:lvl>
   </w:abstractNum>
-  <w:abstractNum w:abstractNumId="81" w15:restartNumberingAfterBreak="0">
+  <w:abstractNum w:abstractNumId="83" w15:restartNumberingAfterBreak="0">
     <w:nsid w:val="7E653219"/>
     <w:multiLevelType w:val="hybridMultilevel"/>
     <w:tmpl w:val="6D8C12B6"/>
@@ -27176,163 +27228,163 @@
     </w:lvl>
   </w:abstractNum>
   <w:num w:numId="1" w16cid:durableId="1560439069">
-    <w:abstractNumId w:val="78"/>
+    <w:abstractNumId w:val="80"/>
   </w:num>
   <w:num w:numId="2" w16cid:durableId="1746294392">
-    <w:abstractNumId w:val="74"/>
+    <w:abstractNumId w:val="76"/>
   </w:num>
   <w:num w:numId="3" w16cid:durableId="1267229587">
-    <w:abstractNumId w:val="67"/>
+    <w:abstractNumId w:val="69"/>
   </w:num>
   <w:num w:numId="4" w16cid:durableId="62530250">
-    <w:abstractNumId w:val="61"/>
+    <w:abstractNumId w:val="62"/>
   </w:num>
   <w:num w:numId="5" w16cid:durableId="719596722">
-    <w:abstractNumId w:val="34"/>
+    <w:abstractNumId w:val="35"/>
   </w:num>
   <w:num w:numId="6" w16cid:durableId="2040928067">
-    <w:abstractNumId w:val="28"/>
+    <w:abstractNumId w:val="29"/>
   </w:num>
   <w:num w:numId="7" w16cid:durableId="969676978">
-    <w:abstractNumId w:val="40"/>
+    <w:abstractNumId w:val="41"/>
   </w:num>
   <w:num w:numId="8" w16cid:durableId="374425874">
-    <w:abstractNumId w:val="80"/>
+    <w:abstractNumId w:val="82"/>
   </w:num>
   <w:num w:numId="9" w16cid:durableId="2025472896">
-    <w:abstractNumId w:val="23"/>
+    <w:abstractNumId w:val="24"/>
   </w:num>
   <w:num w:numId="10" w16cid:durableId="1471705510">
-    <w:abstractNumId w:val="24"/>
+    <w:abstractNumId w:val="25"/>
   </w:num>
   <w:num w:numId="11" w16cid:durableId="571236923">
-    <w:abstractNumId w:val="30"/>
+    <w:abstractNumId w:val="31"/>
   </w:num>
   <w:num w:numId="12" w16cid:durableId="838078839">
-    <w:abstractNumId w:val="50"/>
+    <w:abstractNumId w:val="51"/>
   </w:num>
   <w:num w:numId="13" w16cid:durableId="1062370713">
-    <w:abstractNumId w:val="18"/>
+    <w:abstractNumId w:val="19"/>
   </w:num>
   <w:num w:numId="14" w16cid:durableId="1612660873">
     <w:abstractNumId w:val="8"/>
   </w:num>
   <w:num w:numId="15" w16cid:durableId="902838100">
-    <w:abstractNumId w:val="51"/>
+    <w:abstractNumId w:val="52"/>
   </w:num>
   <w:num w:numId="16" w16cid:durableId="906916567">
-    <w:abstractNumId w:val="75"/>
+    <w:abstractNumId w:val="77"/>
   </w:num>
   <w:num w:numId="17" w16cid:durableId="1071001872">
-    <w:abstractNumId w:val="65"/>
+    <w:abstractNumId w:val="66"/>
   </w:num>
   <w:num w:numId="18" w16cid:durableId="751049441">
-    <w:abstractNumId w:val="46"/>
+    <w:abstractNumId w:val="47"/>
   </w:num>
   <w:num w:numId="19" w16cid:durableId="929120346">
-    <w:abstractNumId w:val="79"/>
+    <w:abstractNumId w:val="81"/>
   </w:num>
   <w:num w:numId="20" w16cid:durableId="311909946">
-    <w:abstractNumId w:val="22"/>
+    <w:abstractNumId w:val="23"/>
   </w:num>
   <w:num w:numId="21" w16cid:durableId="1128814682">
-    <w:abstractNumId w:val="60"/>
+    <w:abstractNumId w:val="61"/>
   </w:num>
   <w:num w:numId="22" w16cid:durableId="1527020805">
-    <w:abstractNumId w:val="76"/>
+    <w:abstractNumId w:val="78"/>
   </w:num>
   <w:num w:numId="23" w16cid:durableId="98839616">
-    <w:abstractNumId w:val="39"/>
+    <w:abstractNumId w:val="40"/>
   </w:num>
   <w:num w:numId="24" w16cid:durableId="844781600">
-    <w:abstractNumId w:val="81"/>
+    <w:abstractNumId w:val="83"/>
   </w:num>
   <w:num w:numId="25" w16cid:durableId="997616818">
-    <w:abstractNumId w:val="68"/>
+    <w:abstractNumId w:val="70"/>
   </w:num>
   <w:num w:numId="26" w16cid:durableId="672487934">
-    <w:abstractNumId w:val="31"/>
+    <w:abstractNumId w:val="32"/>
   </w:num>
   <w:num w:numId="27" w16cid:durableId="1401059159">
-    <w:abstractNumId w:val="16"/>
+    <w:abstractNumId w:val="17"/>
   </w:num>
   <w:num w:numId="28" w16cid:durableId="1090811923">
-    <w:abstractNumId w:val="37"/>
+    <w:abstractNumId w:val="38"/>
   </w:num>
   <w:num w:numId="29" w16cid:durableId="2097480044">
-    <w:abstractNumId w:val="29"/>
+    <w:abstractNumId w:val="30"/>
   </w:num>
   <w:num w:numId="30" w16cid:durableId="867452533">
     <w:abstractNumId w:val="7"/>
   </w:num>
   <w:num w:numId="31" w16cid:durableId="339433373">
-    <w:abstractNumId w:val="59"/>
+    <w:abstractNumId w:val="60"/>
   </w:num>
   <w:num w:numId="32" w16cid:durableId="1384017718">
-    <w:abstractNumId w:val="36"/>
+    <w:abstractNumId w:val="37"/>
   </w:num>
   <w:num w:numId="33" w16cid:durableId="1505441380">
-    <w:abstractNumId w:val="47"/>
+    <w:abstractNumId w:val="48"/>
   </w:num>
   <w:num w:numId="34" w16cid:durableId="1584142084">
-    <w:abstractNumId w:val="19"/>
+    <w:abstractNumId w:val="20"/>
   </w:num>
   <w:num w:numId="35" w16cid:durableId="496307379">
-    <w:abstractNumId w:val="45"/>
+    <w:abstractNumId w:val="46"/>
   </w:num>
   <w:num w:numId="36" w16cid:durableId="30804869">
     <w:abstractNumId w:val="9"/>
   </w:num>
   <w:num w:numId="37" w16cid:durableId="1786149661">
-    <w:abstractNumId w:val="54"/>
+    <w:abstractNumId w:val="55"/>
   </w:num>
   <w:num w:numId="38" w16cid:durableId="1198003522">
-    <w:abstractNumId w:val="15"/>
+    <w:abstractNumId w:val="16"/>
   </w:num>
   <w:num w:numId="39" w16cid:durableId="2118060135">
     <w:abstractNumId w:val="5"/>
   </w:num>
   <w:num w:numId="40" w16cid:durableId="578170614">
-    <w:abstractNumId w:val="57"/>
+    <w:abstractNumId w:val="58"/>
   </w:num>
   <w:num w:numId="41" w16cid:durableId="156650322">
-    <w:abstractNumId w:val="58"/>
+    <w:abstractNumId w:val="59"/>
   </w:num>
   <w:num w:numId="42" w16cid:durableId="160197949">
     <w:abstractNumId w:val="6"/>
   </w:num>
   <w:num w:numId="43" w16cid:durableId="1175413204">
-    <w:abstractNumId w:val="33"/>
+    <w:abstractNumId w:val="34"/>
   </w:num>
   <w:num w:numId="44" w16cid:durableId="1358315439">
-    <w:abstractNumId w:val="20"/>
+    <w:abstractNumId w:val="21"/>
   </w:num>
   <w:num w:numId="45" w16cid:durableId="1375423229">
-    <w:abstractNumId w:val="56"/>
+    <w:abstractNumId w:val="57"/>
   </w:num>
   <w:num w:numId="46" w16cid:durableId="305009507">
     <w:abstractNumId w:val="10"/>
   </w:num>
   <w:num w:numId="47" w16cid:durableId="1760758241">
-    <w:abstractNumId w:val="27"/>
+    <w:abstractNumId w:val="28"/>
   </w:num>
   <w:num w:numId="48" w16cid:durableId="1299259892">
-    <w:abstractNumId w:val="52"/>
+    <w:abstractNumId w:val="53"/>
   </w:num>
   <w:num w:numId="49" w16cid:durableId="1123429190">
     <w:abstractNumId w:val="12"/>
   </w:num>
   <w:num w:numId="50" w16cid:durableId="2062247868">
-    <w:abstractNumId w:val="49"/>
+    <w:abstractNumId w:val="50"/>
   </w:num>
   <w:num w:numId="51" w16cid:durableId="1362513727">
-    <w:abstractNumId w:val="64"/>
+    <w:abstractNumId w:val="65"/>
   </w:num>
   <w:num w:numId="52" w16cid:durableId="1708293184">
-    <w:abstractNumId w:val="62"/>
+    <w:abstractNumId w:val="63"/>
   </w:num>
   <w:num w:numId="53" w16cid:durableId="133911793">
-    <w:abstractNumId w:val="70"/>
+    <w:abstractNumId w:val="72"/>
   </w:num>
   <w:num w:numId="54" w16cid:durableId="971132038">
     <w:abstractNumId w:val="13"/>
@@ -27341,49 +27393,49 @@
     <w:abstractNumId w:val="3"/>
   </w:num>
   <w:num w:numId="56" w16cid:durableId="1781141611">
-    <w:abstractNumId w:val="17"/>
+    <w:abstractNumId w:val="18"/>
   </w:num>
   <w:num w:numId="57" w16cid:durableId="2103063685">
     <w:abstractNumId w:val="11"/>
   </w:num>
   <w:num w:numId="58" w16cid:durableId="1644388302">
-    <w:abstractNumId w:val="26"/>
+    <w:abstractNumId w:val="27"/>
   </w:num>
   <w:num w:numId="59" w16cid:durableId="1202193">
-    <w:abstractNumId w:val="35"/>
+    <w:abstractNumId w:val="36"/>
   </w:num>
   <w:num w:numId="60" w16cid:durableId="1844010155">
-    <w:abstractNumId w:val="53"/>
+    <w:abstractNumId w:val="54"/>
   </w:num>
   <w:num w:numId="61" w16cid:durableId="774330135">
-    <w:abstractNumId w:val="48"/>
+    <w:abstractNumId w:val="49"/>
   </w:num>
   <w:num w:numId="62" w16cid:durableId="166024390">
-    <w:abstractNumId w:val="72"/>
+    <w:abstractNumId w:val="74"/>
   </w:num>
   <w:num w:numId="63" w16cid:durableId="918170295">
-    <w:abstractNumId w:val="73"/>
+    <w:abstractNumId w:val="75"/>
   </w:num>
   <w:num w:numId="64" w16cid:durableId="936407090">
     <w:abstractNumId w:val="0"/>
   </w:num>
   <w:num w:numId="65" w16cid:durableId="384569579">
-    <w:abstractNumId w:val="32"/>
+    <w:abstractNumId w:val="33"/>
   </w:num>
   <w:num w:numId="66" w16cid:durableId="921064858">
-    <w:abstractNumId w:val="21"/>
+    <w:abstractNumId w:val="22"/>
   </w:num>
   <w:num w:numId="67" w16cid:durableId="634407835">
-    <w:abstractNumId w:val="38"/>
+    <w:abstractNumId w:val="39"/>
   </w:num>
   <w:num w:numId="68" w16cid:durableId="1327707645">
-    <w:abstractNumId w:val="71"/>
+    <w:abstractNumId w:val="73"/>
   </w:num>
   <w:num w:numId="69" w16cid:durableId="2114087612">
     <w:abstractNumId w:val="1"/>
   </w:num>
   <w:num w:numId="70" w16cid:durableId="1101409658">
-    <w:abstractNumId w:val="63"/>
+    <w:abstractNumId w:val="64"/>
   </w:num>
   <w:num w:numId="71" w16cid:durableId="1242063898">
     <w:abstractNumId w:val="4"/>
@@ -27392,34 +27444,40 @@
     <w:abstractNumId w:val="2"/>
   </w:num>
   <w:num w:numId="73" w16cid:durableId="53048569">
-    <w:abstractNumId w:val="41"/>
+    <w:abstractNumId w:val="42"/>
   </w:num>
   <w:num w:numId="74" w16cid:durableId="898517533">
-    <w:abstractNumId w:val="66"/>
+    <w:abstractNumId w:val="67"/>
   </w:num>
   <w:num w:numId="75" w16cid:durableId="471598182">
-    <w:abstractNumId w:val="55"/>
+    <w:abstractNumId w:val="56"/>
   </w:num>
   <w:num w:numId="76" w16cid:durableId="97798927">
-    <w:abstractNumId w:val="43"/>
+    <w:abstractNumId w:val="44"/>
   </w:num>
   <w:num w:numId="77" w16cid:durableId="887767724">
-    <w:abstractNumId w:val="77"/>
+    <w:abstractNumId w:val="79"/>
   </w:num>
   <w:num w:numId="78" w16cid:durableId="591283725">
     <w:abstractNumId w:val="14"/>
   </w:num>
   <w:num w:numId="79" w16cid:durableId="476606950">
-    <w:abstractNumId w:val="42"/>
+    <w:abstractNumId w:val="43"/>
   </w:num>
   <w:num w:numId="80" w16cid:durableId="1239251036">
-    <w:abstractNumId w:val="25"/>
+    <w:abstractNumId w:val="26"/>
   </w:num>
   <w:num w:numId="81" w16cid:durableId="929973511">
-    <w:abstractNumId w:val="44"/>
+    <w:abstractNumId w:val="45"/>
   </w:num>
   <w:num w:numId="82" w16cid:durableId="1549799557">
-    <w:abstractNumId w:val="69"/>
+    <w:abstractNumId w:val="71"/>
+  </w:num>
+  <w:num w:numId="83" w16cid:durableId="76291272">
+    <w:abstractNumId w:val="68"/>
+  </w:num>
+  <w:num w:numId="84" w16cid:durableId="507716250">
+    <w:abstractNumId w:val="15"/>
   </w:num>
 </w:numbering>
 </file>
@@ -27953,7 +28011,6 @@
   <w:style w:type="character" w:default="1" w:styleId="DefaultParagraphFont">
     <w:name w:val="Default Paragraph Font"/>
     <w:uiPriority w:val="1"/>
-    <w:semiHidden/>
     <w:unhideWhenUsed/>
   </w:style>
   <w:style w:type="table" w:default="1" w:styleId="TableNormal">
